--- a/devsecops-lab/docs/Module-3.5-API-Security-Report.docx
+++ b/devsecops-lab/docs/Module-3.5-API-Security-Report.docx
@@ -5816,6 +5816,571 @@
     </w:p>
     <w:p>
       <w:pPr>
+        <w:pStyle w:val="Heading1"/>
+        <w:spacing w:before="240" w:after="120"/>
+      </w:pPr>
+      <w:r>
+        <w:rPr>
+          <w:b/>
+          <w:color w:val="2E75B6"/>
+          <w:sz w:val="28"/>
+        </w:rPr>
+        <w:t>8. Phase 2 Tool Revisit — 2026-03-17</w:t>
+      </w:r>
+    </w:p>
+    <w:p>
+      <w:pPr>
+        <w:spacing w:after="80"/>
+      </w:pPr>
+      <w:r>
+        <w:t>Following completion of Phase 1 manual testing, a tool revisit was conducted to exercise automated API security tooling against crAPI. Tools run: jwt_tool, kiterunner, ZAP OpenAPI scan (attempted), and vAPI as a second target.</w:t>
+      </w:r>
+    </w:p>
+    <w:p>
+      <w:pPr>
+        <w:spacing w:before="160" w:after="80"/>
+      </w:pPr>
+      <w:r>
+        <w:rPr>
+          <w:b/>
+          <w:color w:val="2E75B6"/>
+          <w:sz w:val="22"/>
+        </w:rPr>
+        <w:t>8.1  jwt_tool — JWT Decode and Attack (CRITICAL confirmed)</w:t>
+      </w:r>
+    </w:p>
+    <w:tbl>
+      <w:tblPr>
+        <w:tblW w:w="9360" w:type="dxa"/>
+        <w:tblBorders>
+          <w:top w:val="single" w:sz="4" w:space="0" w:color="CCCCCC"/>
+          <w:left w:val="single" w:sz="4" w:space="0" w:color="CCCCCC"/>
+          <w:bottom w:val="single" w:sz="4" w:space="0" w:color="CCCCCC"/>
+          <w:right w:val="single" w:sz="4" w:space="0" w:color="CCCCCC"/>
+          <w:insideH w:val="single" w:sz="4" w:space="0" w:color="CCCCCC"/>
+          <w:insideV w:val="single" w:sz="4" w:space="0" w:color="CCCCCC"/>
+        </w:tblBorders>
+      </w:tblPr>
+      <w:tblGrid>
+        <w:gridCol w:w="2340"/>
+        <w:gridCol w:w="4680"/>
+        <w:gridCol w:w="2340"/>
+      </w:tblGrid>
+      <w:tr>
+        <w:trPr>
+          <w:tblHeader/>
+        </w:trPr>
+        <w:tc>
+          <w:tcPr>
+            <w:tcW w:w="2340" w:type="dxa"/>
+            <w:shd w:val="clear" w:color="auto" w:fill="2E75B6"/>
+          </w:tcPr>
+          <w:p>
+            <w:pPr>
+              <w:spacing w:after="0"/>
+            </w:pPr>
+            <w:r>
+              <w:rPr>
+                <w:b/>
+                <w:color w:val="FFFFFF"/>
+              </w:rPr>
+              <w:t>Test</w:t>
+            </w:r>
+          </w:p>
+        </w:tc>
+        <w:tc>
+          <w:tcPr>
+            <w:tcW w:w="4680" w:type="dxa"/>
+            <w:shd w:val="clear" w:color="auto" w:fill="2E75B6"/>
+          </w:tcPr>
+          <w:p>
+            <w:pPr>
+              <w:spacing w:after="0"/>
+            </w:pPr>
+            <w:r>
+              <w:rPr>
+                <w:b/>
+                <w:color w:val="FFFFFF"/>
+              </w:rPr>
+              <w:t>Result</w:t>
+            </w:r>
+          </w:p>
+        </w:tc>
+        <w:tc>
+          <w:tcPr>
+            <w:tcW w:w="2340" w:type="dxa"/>
+            <w:shd w:val="clear" w:color="auto" w:fill="2E75B6"/>
+          </w:tcPr>
+          <w:p>
+            <w:pPr>
+              <w:spacing w:after="0"/>
+            </w:pPr>
+            <w:r>
+              <w:rPr>
+                <w:b/>
+                <w:color w:val="FFFFFF"/>
+              </w:rPr>
+              <w:t>Status</w:t>
+            </w:r>
+          </w:p>
+        </w:tc>
+      </w:tr>
+      <w:tr>
+        <w:tc>
+          <w:tcPr>
+            <w:tcW w:w="2340" w:type="dxa"/>
+          </w:tcPr>
+          <w:p>
+            <w:pPr>
+              <w:spacing w:after="0"/>
+            </w:pPr>
+            <w:r>
+              <w:t>Token decode</w:t>
+            </w:r>
+          </w:p>
+        </w:tc>
+        <w:tc>
+          <w:tcPr>
+            <w:tcW w:w="4680" w:type="dxa"/>
+          </w:tcPr>
+          <w:p>
+            <w:pPr>
+              <w:spacing w:after="0"/>
+            </w:pPr>
+            <w:r>
+              <w:t xml:space="preserve">RS256; claims: sub, iat, exp (7 days), role:user</w:t>
+            </w:r>
+          </w:p>
+        </w:tc>
+        <w:tc>
+          <w:tcPr>
+            <w:tcW w:w="2340" w:type="dxa"/>
+          </w:tcPr>
+          <w:p>
+            <w:pPr>
+              <w:spacing w:after="0"/>
+            </w:pPr>
+            <w:r>
+              <w:t>✅ Confirmed</w:t>
+            </w:r>
+          </w:p>
+        </w:tc>
+      </w:tr>
+      <w:tr>
+        <w:tc>
+          <w:tcPr>
+            <w:tcW w:w="2340" w:type="dxa"/>
+            <w:shd w:val="clear" w:color="auto" w:fill="FFF2CC"/>
+          </w:tcPr>
+          <w:p>
+            <w:pPr>
+              <w:spacing w:after="0"/>
+            </w:pPr>
+            <w:r>
+              <w:rPr>
+                <w:b/>
+              </w:rPr>
+              <w:t>alg:none attack</w:t>
+            </w:r>
+          </w:p>
+        </w:tc>
+        <w:tc>
+          <w:tcPr>
+            <w:tcW w:w="4680" w:type="dxa"/>
+            <w:shd w:val="clear" w:color="auto" w:fill="FFF2CC"/>
+          </w:tcPr>
+          <w:p>
+            <w:pPr>
+              <w:spacing w:after="0"/>
+            </w:pPr>
+            <w:r>
+              <w:rPr>
+                <w:b/>
+              </w:rPr>
+              <w:t>HTTP 200 returned with full user profile — server does not validate JWT algorithm</w:t>
+            </w:r>
+          </w:p>
+        </w:tc>
+        <w:tc>
+          <w:tcPr>
+            <w:tcW w:w="2340" w:type="dxa"/>
+            <w:shd w:val="clear" w:color="auto" w:fill="FFF2CC"/>
+          </w:tcPr>
+          <w:p>
+            <w:pPr>
+              <w:spacing w:after="0"/>
+            </w:pPr>
+            <w:r>
+              <w:rPr>
+                <w:b/>
+                <w:color w:val="C00000"/>
+              </w:rPr>
+              <w:t>CRITICAL</w:t>
+            </w:r>
+          </w:p>
+        </w:tc>
+      </w:tr>
+      <w:tr>
+        <w:tc>
+          <w:tcPr>
+            <w:tcW w:w="2340" w:type="dxa"/>
+          </w:tcPr>
+          <w:p>
+            <w:pPr>
+              <w:spacing w:after="0"/>
+            </w:pPr>
+            <w:r>
+              <w:t>RS256 crack attempt</w:t>
+            </w:r>
+          </w:p>
+        </w:tc>
+        <w:tc>
+          <w:tcPr>
+            <w:tcW w:w="4680" w:type="dxa"/>
+          </w:tcPr>
+          <w:p>
+            <w:pPr>
+              <w:spacing w:after="0"/>
+            </w:pPr>
+            <w:r>
+              <w:t>Not applicable — RSA keys cannot be cracked via wordlist; secret ‘crapi’ in docker-compose applies to community service only</w:t>
+            </w:r>
+          </w:p>
+        </w:tc>
+        <w:tc>
+          <w:tcPr>
+            <w:tcW w:w="2340" w:type="dxa"/>
+          </w:tcPr>
+          <w:p>
+            <w:pPr>
+              <w:spacing w:after="0"/>
+            </w:pPr>
+            <w:r>
+              <w:t>N/A</w:t>
+            </w:r>
+          </w:p>
+        </w:tc>
+      </w:tr>
+    </w:tbl>
+    <w:p>
+      <w:pPr>
+        <w:spacing w:before="160" w:after="80"/>
+      </w:pPr>
+      <w:r>
+        <w:rPr>
+          <w:b/>
+          <w:color w:val="2E75B6"/>
+          <w:sz w:val="22"/>
+        </w:rPr>
+        <w:t>8.2  kiterunner — Endpoint Discovery</w:t>
+      </w:r>
+    </w:p>
+    <w:tbl>
+      <w:tblPr>
+        <w:tblW w:w="9360" w:type="dxa"/>
+        <w:tblBorders>
+          <w:top w:val="single" w:sz="4" w:space="0" w:color="CCCCCC"/>
+          <w:left w:val="single" w:sz="4" w:space="0" w:color="CCCCCC"/>
+          <w:bottom w:val="single" w:sz="4" w:space="0" w:color="CCCCCC"/>
+          <w:right w:val="single" w:sz="4" w:space="0" w:color="CCCCCC"/>
+          <w:insideH w:val="single" w:sz="4" w:space="0" w:color="CCCCCC"/>
+          <w:insideV w:val="single" w:sz="4" w:space="0" w:color="CCCCCC"/>
+        </w:tblBorders>
+      </w:tblPr>
+      <w:tblGrid>
+        <w:gridCol w:w="2800"/>
+        <w:gridCol w:w="2000"/>
+        <w:gridCol w:w="2000"/>
+        <w:gridCol w:w="2560"/>
+      </w:tblGrid>
+      <w:tr>
+        <w:trPr>
+          <w:tblHeader/>
+        </w:trPr>
+        <w:tc>
+          <w:tcPr>
+            <w:tcW w:w="2800" w:type="dxa"/>
+            <w:shd w:val="clear" w:color="auto" w:fill="2E75B6"/>
+          </w:tcPr>
+          <w:p>
+            <w:pPr>
+              <w:spacing w:after="0"/>
+            </w:pPr>
+            <w:r>
+              <w:rPr>
+                <w:b/>
+                <w:color w:val="FFFFFF"/>
+              </w:rPr>
+              <w:t>Target</w:t>
+            </w:r>
+          </w:p>
+        </w:tc>
+        <w:tc>
+          <w:tcPr>
+            <w:tcW w:w="2000" w:type="dxa"/>
+            <w:shd w:val="clear" w:color="auto" w:fill="2E75B6"/>
+          </w:tcPr>
+          <w:p>
+            <w:pPr>
+              <w:spacing w:after="0"/>
+            </w:pPr>
+            <w:r>
+              <w:rPr>
+                <w:b/>
+                <w:color w:val="FFFFFF"/>
+              </w:rPr>
+              <w:t>Probes</w:t>
+            </w:r>
+          </w:p>
+        </w:tc>
+        <w:tc>
+          <w:tcPr>
+            <w:tcW w:w="2000" w:type="dxa"/>
+            <w:shd w:val="clear" w:color="auto" w:fill="2E75B6"/>
+          </w:tcPr>
+          <w:p>
+            <w:pPr>
+              <w:spacing w:after="0"/>
+            </w:pPr>
+            <w:r>
+              <w:rPr>
+                <w:b/>
+                <w:color w:val="FFFFFF"/>
+              </w:rPr>
+              <w:t>Hits</w:t>
+            </w:r>
+          </w:p>
+        </w:tc>
+        <w:tc>
+          <w:tcPr>
+            <w:tcW w:w="2560" w:type="dxa"/>
+            <w:shd w:val="clear" w:color="auto" w:fill="2E75B6"/>
+          </w:tcPr>
+          <w:p>
+            <w:pPr>
+              <w:spacing w:after="0"/>
+            </w:pPr>
+            <w:r>
+              <w:rPr>
+                <w:b/>
+                <w:color w:val="FFFFFF"/>
+              </w:rPr>
+              <w:t>Note</w:t>
+            </w:r>
+          </w:p>
+        </w:tc>
+      </w:tr>
+      <w:tr>
+        <w:tc>
+          <w:tcPr>
+            <w:tcW w:w="2800" w:type="dxa"/>
+          </w:tcPr>
+          <w:p>
+            <w:pPr>
+              <w:spacing w:after="0"/>
+            </w:pPr>
+            <w:r>
+              <w:t>crAPI root (:8888)</w:t>
+            </w:r>
+          </w:p>
+        </w:tc>
+        <w:tc>
+          <w:tcPr>
+            <w:tcW w:w="2000" w:type="dxa"/>
+          </w:tcPr>
+          <w:p>
+            <w:pPr>
+              <w:spacing w:after="0"/>
+            </w:pPr>
+            <w:r>
+              <w:t>91,380</w:t>
+            </w:r>
+          </w:p>
+        </w:tc>
+        <w:tc>
+          <w:tcPr>
+            <w:tcW w:w="2000" w:type="dxa"/>
+          </w:tcPr>
+          <w:p>
+            <w:pPr>
+              <w:spacing w:after="0"/>
+            </w:pPr>
+            <w:r>
+              <w:t>0</w:t>
+            </w:r>
+          </w:p>
+        </w:tc>
+        <w:tc>
+          <w:tcPr>
+            <w:tcW w:w="2560" w:type="dxa"/>
+          </w:tcPr>
+          <w:p>
+            <w:pPr>
+              <w:spacing w:after="0"/>
+            </w:pPr>
+            <w:r>
+              <w:t>Non-standard path structure</w:t>
+            </w:r>
+          </w:p>
+        </w:tc>
+      </w:tr>
+      <w:tr>
+        <w:tc>
+          <w:tcPr>
+            <w:tcW w:w="2800" w:type="dxa"/>
+          </w:tcPr>
+          <w:p>
+            <w:pPr>
+              <w:spacing w:after="0"/>
+            </w:pPr>
+            <w:r>
+              <w:t>crAPI /identity</w:t>
+            </w:r>
+          </w:p>
+        </w:tc>
+        <w:tc>
+          <w:tcPr>
+            <w:tcW w:w="2000" w:type="dxa"/>
+          </w:tcPr>
+          <w:p>
+            <w:pPr>
+              <w:spacing w:after="0"/>
+            </w:pPr>
+            <w:r>
+              <w:t>91,380</w:t>
+            </w:r>
+          </w:p>
+        </w:tc>
+        <w:tc>
+          <w:tcPr>
+            <w:tcW w:w="2000" w:type="dxa"/>
+          </w:tcPr>
+          <w:p>
+            <w:pPr>
+              <w:spacing w:after="0"/>
+            </w:pPr>
+            <w:r>
+              <w:t>0</w:t>
+            </w:r>
+          </w:p>
+        </w:tc>
+        <w:tc>
+          <w:tcPr>
+            <w:tcW w:w="2560" w:type="dxa"/>
+          </w:tcPr>
+          <w:p>
+            <w:pPr>
+              <w:spacing w:after="0"/>
+            </w:pPr>
+            <w:r>
+              <w:t>Paths like /identity/api/v2/* not in wordlists</w:t>
+            </w:r>
+          </w:p>
+        </w:tc>
+      </w:tr>
+      <w:tr>
+        <w:tc>
+          <w:tcPr>
+            <w:tcW w:w="2800" w:type="dxa"/>
+          </w:tcPr>
+          <w:p>
+            <w:pPr>
+              <w:spacing w:after="0"/>
+            </w:pPr>
+            <w:r>
+              <w:t>crAPI /community</w:t>
+            </w:r>
+          </w:p>
+        </w:tc>
+        <w:tc>
+          <w:tcPr>
+            <w:tcW w:w="2000" w:type="dxa"/>
+          </w:tcPr>
+          <w:p>
+            <w:pPr>
+              <w:spacing w:after="0"/>
+            </w:pPr>
+            <w:r>
+              <w:t>91,380</w:t>
+            </w:r>
+          </w:p>
+        </w:tc>
+        <w:tc>
+          <w:tcPr>
+            <w:tcW w:w="2000" w:type="dxa"/>
+          </w:tcPr>
+          <w:p>
+            <w:pPr>
+              <w:spacing w:after="0"/>
+            </w:pPr>
+            <w:r>
+              <w:t>0</w:t>
+            </w:r>
+          </w:p>
+        </w:tc>
+        <w:tc>
+          <w:tcPr>
+            <w:tcW w:w="2560" w:type="dxa"/>
+          </w:tcPr>
+          <w:p>
+            <w:pPr>
+              <w:spacing w:after="0"/>
+            </w:pPr>
+            <w:r>
+              <w:t>Confirmed: 0 hits ≠ 0 vulnerabilities</w:t>
+            </w:r>
+          </w:p>
+        </w:tc>
+      </w:tr>
+    </w:tbl>
+    <w:p>
+      <w:pPr>
+        <w:spacing w:before="80" w:after="80"/>
+      </w:pPr>
+      <w:r>
+        <w:rPr>
+          <w:i/>
+          <w:color w:val="595959"/>
+        </w:rPr>
+        <w:t>kiterunner 0 results is a discovery limitation, not a clean bill of health. crAPI’s paths (/identity/api/v2/user/dashboard) do not match standard API wordlists. The alg:none and BOLA vulnerabilities found in Phase 1 remain unaffected. Non-standard path structure is security through obscurity — not a genuine control.</w:t>
+      </w:r>
+    </w:p>
+    <w:p>
+      <w:pPr>
+        <w:spacing w:before="160" w:after="80"/>
+      </w:pPr>
+      <w:r>
+        <w:rPr>
+          <w:b/>
+          <w:color w:val="2E75B6"/>
+          <w:sz w:val="22"/>
+        </w:rPr>
+        <w:t>8.3  ZAP OpenAPI Scan and vAPI</w:t>
+      </w:r>
+    </w:p>
+    <w:p>
+      <w:pPr>
+        <w:spacing w:after="80"/>
+      </w:pPr>
+      <w:r>
+        <w:t xml:space="preserve">ZAP OpenAPI scan: crAPI does not expose its OpenAPI spec via any standard HTTP endpoint. All common paths (/identity/api/openapi-docs, /v3/api-docs, /identity/v3/api-docs, /identity/swagger-ui/index.html) return 404. The spec is not externally accessible without container shell access. ZAP automated API scan was not completed; ZAP GUI spider scan from Phase 1 stands as the automated scan result.  </w:t>
+      </w:r>
+    </w:p>
+    <w:p>
+      <w:pPr>
+        <w:spacing w:after="80"/>
+      </w:pPr>
+      <w:r>
+        <w:t>vAPI: Container started successfully on port 8000 and served its Redoc documentation UI. Database seeding failed due to an upstream PHP 7.4 / MySQL 8 incompatibility in the flags migration (numeric array indices used as column names). vAPI excluded from testing scope for this module.</w:t>
+      </w:r>
+    </w:p>
+    <w:p>
+      <w:pPr>
+        <w:spacing w:before="0" w:after="400"/>
+      </w:pPr>
+    </w:p>
+    <w:p>
+      <w:pPr>
         <w:jc w:val="center"/>
       </w:pPr>
       <w:r>
@@ -5824,7 +6389,7 @@
           <w:color w:val="595959"/>
           <w:sz w:val="20"/>
         </w:rPr>
-        <w:t>DevSecOps &amp; AI Security Lab  |  Module 3.5 Complete  |  Next: Module 4 — Manual Pentesting with Burp Suite</w:t>
+        <w:t>DevSecOps &amp; AI Security Lab  |  Module 3.5 Complete (Phase 1 + Phase 2)  |  Next: Module 4 — Manual Pentesting with Burp Suite</w:t>
       </w:r>
     </w:p>
     <w:sectPr>
